--- a/Dbbb-Ebc/B310-TzK.docx
+++ b/Dbbb-Ebc/B310-TzK.docx
@@ -710,7 +710,19 @@
         <w:rPr>
           <w:rFonts w:ascii="Gentium" w:hAnsi="Gentium" w:cs="Gentium"/>
         </w:rPr>
-        <w:t xml:space="preserve"> you have heard, and keep them. Do not exalt yourself, neither shall you give thy heart to pride, but you shall increase more and more with the just and humble. Every evil that comes on you, receive as good, knowing that nothing shall come on you but from God.”</w:t>
+        <w:t xml:space="preserve"> you have heard, and keep them. Do not exalt yourself, neither shall you give </w:t>
+      </w:r>
+      <w:r>
+        <w:rPr>
+          <w:rFonts w:ascii="Gentium" w:hAnsi="Gentium" w:cs="Gentium"/>
+        </w:rPr>
+        <w:t>your</w:t>
+      </w:r>
+      <w:r>
+        <w:rPr>
+          <w:rFonts w:ascii="Gentium" w:hAnsi="Gentium" w:cs="Gentium"/>
+        </w:rPr>
+        <w:t xml:space="preserve"> heart to pride, but you shall increase more and more with the just and humble. Every evil that comes on you, receive as good, knowing that nothing shall come on you but from God.”</w:t>
       </w:r>
     </w:p>
     <w:p>
@@ -1947,7 +1959,19 @@
         <w:rPr>
           <w:rFonts w:ascii="Gentium" w:hAnsi="Gentium" w:cs="Gentium"/>
         </w:rPr>
-        <w:t xml:space="preserve">And, (when) the bishop shall ordain a Presbyter, he shall put his hands on his head, all the presbyters shall touch him. And let him pray over him, according to the form that we have spoken of concerning the bishops. </w:t>
+        <w:t xml:space="preserve">And, (when) the bishop shall ordain a </w:t>
+      </w:r>
+      <w:r>
+        <w:rPr>
+          <w:rFonts w:ascii="Gentium" w:hAnsi="Gentium" w:cs="Gentium"/>
+        </w:rPr>
+        <w:t>p</w:t>
+      </w:r>
+      <w:r>
+        <w:rPr>
+          <w:rFonts w:ascii="Gentium" w:hAnsi="Gentium" w:cs="Gentium"/>
+        </w:rPr>
+        <w:t xml:space="preserve">resbyter, he shall put his hands on his head, all the presbyters shall touch him. And let him pray over him, according to the form that we have spoken of concerning the bishops. </w:t>
       </w:r>
     </w:p>
     <w:p>
@@ -3690,7 +3714,19 @@
         <w:rPr>
           <w:rFonts w:ascii="Gentium" w:hAnsi="Gentium" w:cs="Gentium"/>
         </w:rPr>
-        <w:t xml:space="preserve">It becomes everyone before they drink to take the cup and give thanks over it, that they may drink and eat with purity. And, thus, let them give to the Catechumens of the bread of exorcism, and a cup. </w:t>
+        <w:t xml:space="preserve">It becomes everyone before they drink to take the cup and give thanks over it, that they may drink and eat with purity. And, thus, let them give to the </w:t>
+      </w:r>
+      <w:r>
+        <w:rPr>
+          <w:rFonts w:ascii="Gentium" w:hAnsi="Gentium" w:cs="Gentium"/>
+        </w:rPr>
+        <w:t>c</w:t>
+      </w:r>
+      <w:r>
+        <w:rPr>
+          <w:rFonts w:ascii="Gentium" w:hAnsi="Gentium" w:cs="Gentium"/>
+        </w:rPr>
+        <w:t xml:space="preserve">atechumens of the bread of exorcism, and a cup. </w:t>
       </w:r>
     </w:p>
     <w:p>
@@ -3756,7 +3792,19 @@
         <w:rPr>
           <w:rFonts w:ascii="Gentium" w:hAnsi="Gentium" w:cs="Gentium"/>
         </w:rPr>
-        <w:t xml:space="preserve">Let not the Catechumens come to the Lord’s Supper with a faithful person. And let him who eats remember him who has called him, as often as they eat. For, on this account, he constrained them that they should come in under his roof. </w:t>
+        <w:t xml:space="preserve">Let not the </w:t>
+      </w:r>
+      <w:r>
+        <w:rPr>
+          <w:rFonts w:ascii="Gentium" w:hAnsi="Gentium" w:cs="Gentium"/>
+        </w:rPr>
+        <w:t>c</w:t>
+      </w:r>
+      <w:r>
+        <w:rPr>
+          <w:rFonts w:ascii="Gentium" w:hAnsi="Gentium" w:cs="Gentium"/>
+        </w:rPr>
+        <w:t xml:space="preserve">atechumens come to the Lord’s Supper with a faithful person. And let him who eats remember him who has called him, as often as they eat. For, on this account, he constrained them that they should come in under his roof. </w:t>
       </w:r>
     </w:p>
     <w:p>
@@ -5203,7 +5251,14 @@
           <w:rFonts w:ascii="Gentium" w:hAnsi="Gentium" w:cs="Gentium"/>
           <w:smallCaps/>
         </w:rPr>
-        <w:t>Of Gifts and Ordinations. Let not Anyone be Proud Because of The,</w:t>
+        <w:t>Of Gifts and Ordinations. Let not Anyone be Proud Because of The</w:t>
+      </w:r>
+      <w:r>
+        <w:rPr>
+          <w:rFonts w:ascii="Gentium" w:hAnsi="Gentium" w:cs="Gentium"/>
+          <w:smallCaps/>
+        </w:rPr>
+        <w:t>m</w:t>
       </w:r>
     </w:p>
     <w:p>
@@ -5538,7 +5593,19 @@
         <w:rPr>
           <w:rFonts w:ascii="Gentium" w:hAnsi="Gentium" w:cs="Gentium"/>
         </w:rPr>
-        <w:t>And he shall enter into the faith of the Father, and of his Son, and of the Holy Spirit. The gift of God is chiefly that we have cast away from us the feeble light of the Jews, and have believed in the will of the Father, and of the only begotten Son who existed with his merciful Father before all ages, and of the Holy Spirit the quickener.</w:t>
+        <w:t xml:space="preserve">And he shall enter into the faith of the Father, and of his Son, and of the Holy Spirit. The gift of God is chiefly that we have cast away from us the feeble light of the Jews, and have believed in the will of the Father, and of the only begotten Son who existed with his merciful Father before all ages, and of the Holy Spirit the </w:t>
+      </w:r>
+      <w:r>
+        <w:rPr>
+          <w:rFonts w:ascii="Gentium" w:hAnsi="Gentium" w:cs="Gentium"/>
+        </w:rPr>
+        <w:t>giver-of-life</w:t>
+      </w:r>
+      <w:r>
+        <w:rPr>
+          <w:rFonts w:ascii="Gentium" w:hAnsi="Gentium" w:cs="Gentium"/>
+        </w:rPr>
+        <w:t>.</w:t>
       </w:r>
     </w:p>
     <w:p>
@@ -6899,23 +6966,51 @@
         <w:rPr>
           <w:rFonts w:ascii="Gentium" w:hAnsi="Gentium" w:cs="Gentium"/>
         </w:rPr>
-        <w:t>But when the bishop or the presbyter sets on the Eucharist, the deacon gives the cup, not as a priest, but as one who ministers to the priests. There is no power in any other of the clergy to do the work of a deacon. And a deaconess does not bless, neither does she do any of those things that the presbyters and the deacons do, but she keeps the doors only, and ministers to the presbyters at the time of the baptism of women, because this is becoming.</w:t>
-      </w:r>
-    </w:p>
-    <w:p>
-      <w:pPr>
-        <w:shd w:val="clear" w:color="auto" w:fill="FFFFFF"/>
-        <w:spacing w:before="120"/>
-        <w:jc w:val="both"/>
-        <w:rPr>
-          <w:rFonts w:ascii="Gentium" w:hAnsi="Gentium" w:cs="Gentium"/>
-        </w:rPr>
-      </w:pPr>
-      <w:r>
-        <w:rPr>
-          <w:rFonts w:ascii="Gentium" w:hAnsi="Gentium" w:cs="Gentium"/>
-        </w:rPr>
-        <w:t>A deacon can put out the subdeacon, and the readers, and the singer, and the deaconesses, if occasion leads him, no presbyter indeed being there. A subdeacon has no power to put out a reader, and a singer, and a deaconess, or a lay person; for, they are ministers to the Deacons.</w:t>
+        <w:t>But when the bishop or the presbyter sets on the Eucharist, the deacon gives the cup, not as a priest, but as one who ministers to the priests. There is no power in any other of the clergy to do the work of a deacon.</w:t>
+      </w:r>
+    </w:p>
+    <w:p>
+      <w:pPr>
+        <w:shd w:val="clear" w:color="auto" w:fill="FFFFFF"/>
+        <w:spacing w:before="120"/>
+        <w:jc w:val="both"/>
+        <w:rPr>
+          <w:rFonts w:ascii="Gentium" w:hAnsi="Gentium" w:cs="Gentium"/>
+        </w:rPr>
+      </w:pPr>
+      <w:r>
+        <w:rPr>
+          <w:rFonts w:ascii="Gentium" w:hAnsi="Gentium" w:cs="Gentium"/>
+        </w:rPr>
+        <w:t>And a deaconess does not bless, neither does she do any of those things that the presbyters and the deacons do, but she keeps the doors only, and ministers to the presbyters at the time of the baptism of women, because this is becoming.</w:t>
+      </w:r>
+    </w:p>
+    <w:p>
+      <w:pPr>
+        <w:shd w:val="clear" w:color="auto" w:fill="FFFFFF"/>
+        <w:spacing w:before="120"/>
+        <w:jc w:val="both"/>
+        <w:rPr>
+          <w:rFonts w:ascii="Gentium" w:hAnsi="Gentium" w:cs="Gentium"/>
+        </w:rPr>
+      </w:pPr>
+      <w:r>
+        <w:rPr>
+          <w:rFonts w:ascii="Gentium" w:hAnsi="Gentium" w:cs="Gentium"/>
+        </w:rPr>
+        <w:t xml:space="preserve">A deacon can put out the subdeacon, and the readers, and the singer, and the deaconesses, if occasion leads him, no presbyter indeed being there. A subdeacon has no power to put out a reader, and a singer, and a deaconess, or a lay person; for, they are ministers to the </w:t>
+      </w:r>
+      <w:r>
+        <w:rPr>
+          <w:rFonts w:ascii="Gentium" w:hAnsi="Gentium" w:cs="Gentium"/>
+        </w:rPr>
+        <w:t>d</w:t>
+      </w:r>
+      <w:r>
+        <w:rPr>
+          <w:rFonts w:ascii="Gentium" w:hAnsi="Gentium" w:cs="Gentium"/>
+        </w:rPr>
+        <w:t>eacons.</w:t>
       </w:r>
     </w:p>
     <w:p>
